--- a/ie5203/notes/My_Name-termpaper-proposal.docx
+++ b/ie5203/notes/My_Name-termpaper-proposal.docx
@@ -59,21 +59,21 @@
           <w:rFonts w:ascii="Arial" w:hAnsi="Arial" w:cs="Arial"/>
           <w:b/>
         </w:rPr>
-        <w:t>5</w:t>
+        <w:t>6</w:t>
       </w:r>
       <w:r>
         <w:rPr>
           <w:rFonts w:ascii="Arial" w:hAnsi="Arial" w:cs="Arial"/>
           <w:b/>
         </w:rPr>
-        <w:t>/202</w:t>
+        <w:t>/20</w:t>
       </w:r>
       <w:r>
         <w:rPr>
           <w:rFonts w:ascii="Arial" w:hAnsi="Arial" w:cs="Arial"/>
           <w:b/>
         </w:rPr>
-        <w:t>6</w:t>
+        <w:t>27</w:t>
       </w:r>
       <w:r>
         <w:rPr>
@@ -114,7 +114,13 @@
         </w:numPr>
       </w:pPr>
       <w:r>
-        <w:t>Name, Matriculation Number, Contact</w:t>
+        <w:t xml:space="preserve">Name, </w:t>
+      </w:r>
+      <w:r>
+        <w:t>Student</w:t>
+      </w:r>
+      <w:r>
+        <w:t xml:space="preserve"> Number, Contact</w:t>
       </w:r>
       <w:r>
         <w:t xml:space="preserve"> no</w:t>
